--- a/resultados/CONVALIDACION_INGENIERIA_INDUSTRIAL_CHAVEZ_ROMERO_JUAN_CARLOS.docx
+++ b/resultados/CONVALIDACION_INGENIERIA_INDUSTRIAL_CHAVEZ_ROMERO_JUAN_CARLOS.docx
@@ -2277,7 +2277,7 @@
               </w:rPr>
             </w:pPr>
             <w:r>
-              <w:t>14</w:t>
+              <w:t>15</w:t>
             </w:r>
           </w:p>
         </w:tc>
@@ -2496,7 +2496,7 @@
               </w:rPr>
             </w:pPr>
             <w:r>
-              <w:t>SOCIEDAD, CULTURA Y EDUCACION</w:t>
+              <w:t>PROCESO HISTORICO PERUANO Y MUNDIAL</w:t>
             </w:r>
           </w:p>
         </w:tc>
@@ -2520,7 +2520,7 @@
               </w:rPr>
             </w:pPr>
             <w:r>
-              <w:t>14</w:t>
+              <w:t>17</w:t>
             </w:r>
           </w:p>
         </w:tc>
@@ -2773,7 +2773,9 @@
                 <w:szCs w:val="16"/>
               </w:rPr>
             </w:pPr>
-            <w:r/>
+            <w:r>
+              <w:t>SOCIEDAD, CULTURA Y EDUCACION</w:t>
+            </w:r>
           </w:p>
         </w:tc>
         <w:tc>
@@ -2795,7 +2797,9 @@
                 <w:szCs w:val="16"/>
               </w:rPr>
             </w:pPr>
-            <w:r/>
+            <w:r>
+              <w:t>14</w:t>
+            </w:r>
           </w:p>
         </w:tc>
         <w:tc>
@@ -3032,7 +3036,7 @@
               <w:ind w:left="1"/>
             </w:pPr>
             <w:r>
-              <w:t>CONOCIMIENTO CIENTIFICO DEL UNIVERSO</w:t>
+              <w:t>ELECTROTECNIA 1</w:t>
             </w:r>
           </w:p>
         </w:tc>
@@ -3076,9 +3080,7 @@
               <w:ind w:left="11"/>
               <w:jc w:val="center"/>
             </w:pPr>
-            <w:r>
-              <w:t>13</w:t>
-            </w:r>
+            <w:r/>
           </w:p>
         </w:tc>
       </w:tr>
@@ -3274,9 +3276,7 @@
               <w:right w:val="single" w:sz="4" w:space="0" w:color="000000"/>
             </w:tcBorders>
           </w:tcPr>
-          <w:p>
-            <w:r/>
-          </w:p>
+          <w:p/>
         </w:tc>
         <w:tc>
           <w:tcPr>
@@ -3801,9 +3801,7 @@
             <w:pPr>
               <w:ind w:left="1"/>
             </w:pPr>
-            <w:r>
-              <w:t>ELECTROTECNIA 1</w:t>
-            </w:r>
+            <w:r/>
           </w:p>
         </w:tc>
         <w:tc>
@@ -3824,9 +3822,7 @@
                 <w:szCs w:val="16"/>
               </w:rPr>
             </w:pPr>
-            <w:r>
-              <w:t>12</w:t>
-            </w:r>
+            <w:r/>
           </w:p>
         </w:tc>
         <w:tc>
@@ -4373,7 +4369,7 @@
           </w:tcPr>
           <w:p>
             <w:r>
-              <w:t>14</w:t>
+              <w:t>16</w:t>
             </w:r>
           </w:p>
         </w:tc>
@@ -4593,7 +4589,7 @@
               </w:rPr>
             </w:pPr>
             <w:r>
-              <w:t>ACTIVIDAD 1 : FISICA Y DEPORTIVA</w:t>
+              <w:t>PRACTICA EN LA COMUNIDAD</w:t>
             </w:r>
           </w:p>
         </w:tc>
@@ -4618,7 +4614,7 @@
               </w:rPr>
             </w:pPr>
             <w:r>
-              <w:t>16</w:t>
+              <w:t>17</w:t>
             </w:r>
           </w:p>
         </w:tc>
@@ -4868,9 +4864,7 @@
                 <w:szCs w:val="16"/>
               </w:rPr>
             </w:pPr>
-            <w:r>
-              <w:t>ECOLOGIA Y MEDIO AMBIENTE</w:t>
-            </w:r>
+            <w:r/>
           </w:p>
         </w:tc>
         <w:tc>
@@ -4893,9 +4887,7 @@
                 <w:szCs w:val="16"/>
               </w:rPr>
             </w:pPr>
-            <w:r>
-              <w:t>12</w:t>
-            </w:r>
+            <w:r/>
           </w:p>
         </w:tc>
         <w:tc>
@@ -5182,9 +5174,6 @@
               <w:ind w:left="11"/>
               <w:jc w:val="center"/>
             </w:pPr>
-            <w:r>
-              <w:t>12</w:t>
-            </w:r>
           </w:p>
         </w:tc>
       </w:tr>
@@ -5385,7 +5374,9 @@
               <w:ind w:left="1"/>
               <w:jc w:val="both"/>
             </w:pPr>
-            <w:r/>
+            <w:r>
+              <w:t>CONOCIMIENTO CIENTIFICO DEL UNIVERSO</w:t>
+            </w:r>
           </w:p>
         </w:tc>
         <w:tc>
@@ -5407,7 +5398,9 @@
                 <w:szCs w:val="16"/>
               </w:rPr>
             </w:pPr>
-            <w:r/>
+            <w:r>
+              <w:t>12</w:t>
+            </w:r>
           </w:p>
         </w:tc>
         <w:tc>
@@ -6190,9 +6183,6 @@
             <w:pPr>
               <w:jc w:val="center"/>
             </w:pPr>
-            <w:r>
-              <w:t>12</w:t>
-            </w:r>
           </w:p>
         </w:tc>
       </w:tr>
@@ -6417,7 +6407,7 @@
               </w:rPr>
             </w:pPr>
             <w:r>
-              <w:t>PSICOLOGIA GENERAL</w:t>
+              <w:t>PROGRAMACION DE COMPUTADORAS</w:t>
             </w:r>
           </w:p>
         </w:tc>
@@ -6442,7 +6432,7 @@
               </w:rPr>
             </w:pPr>
             <w:r>
-              <w:t>16</w:t>
+              <w:t>13</w:t>
             </w:r>
           </w:p>
         </w:tc>
@@ -6463,7 +6453,7 @@
               <w:jc w:val="center"/>
             </w:pPr>
             <w:r>
-              <w:t>14</w:t>
+              <w:t>13</w:t>
             </w:r>
           </w:p>
         </w:tc>
@@ -7509,7 +7499,7 @@
               <w:jc w:val="both"/>
             </w:pPr>
             <w:r>
-              <w:t>MATEMATICA II</w:t>
+              <w:t>MATEMATICA DE ESPECIALIDAD</w:t>
             </w:r>
           </w:p>
         </w:tc>
@@ -7533,7 +7523,7 @@
               </w:rPr>
             </w:pPr>
             <w:r>
-              <w:t>15</w:t>
+              <w:t>11</w:t>
             </w:r>
           </w:p>
         </w:tc>
@@ -7555,7 +7545,7 @@
               <w:jc w:val="center"/>
             </w:pPr>
             <w:r>
-              <w:t>13</w:t>
+              <w:t>14</w:t>
             </w:r>
           </w:p>
         </w:tc>
@@ -7757,7 +7747,9 @@
               <w:ind w:left="4"/>
               <w:jc w:val="both"/>
             </w:pPr>
-            <w:r/>
+            <w:r>
+              <w:t>GERENCIA APLICADA A LA EDUCACION</w:t>
+            </w:r>
           </w:p>
         </w:tc>
         <w:tc>
@@ -7779,7 +7771,9 @@
                 <w:szCs w:val="16"/>
               </w:rPr>
             </w:pPr>
-            <w:r/>
+            <w:r>
+              <w:t>16</w:t>
+            </w:r>
           </w:p>
         </w:tc>
         <w:tc>
@@ -8021,7 +8015,7 @@
               <w:jc w:val="both"/>
             </w:pPr>
             <w:r>
-              <w:t>MATEMATICA DE ESPECIALIDAD</w:t>
+              <w:t>MATEMATICA II</w:t>
             </w:r>
           </w:p>
         </w:tc>
@@ -8045,7 +8039,7 @@
               </w:rPr>
             </w:pPr>
             <w:r>
-              <w:t>11</w:t>
+              <w:t>15</w:t>
             </w:r>
           </w:p>
         </w:tc>
@@ -8286,9 +8280,7 @@
             <w:pPr>
               <w:ind w:left="4"/>
             </w:pPr>
-            <w:r>
-              <w:t>DISPOSITIVOS ELECTRONICOS</w:t>
-            </w:r>
+            <w:r/>
           </w:p>
         </w:tc>
         <w:tc>
@@ -8309,9 +8301,7 @@
                 <w:szCs w:val="16"/>
               </w:rPr>
             </w:pPr>
-            <w:r>
-              <w:t>14</w:t>
-            </w:r>
+            <w:r/>
           </w:p>
         </w:tc>
         <w:tc>
@@ -8891,7 +8881,7 @@
               <w:jc w:val="center"/>
             </w:pPr>
             <w:r>
-              <w:t>QUÍMICA GENERAL</w:t>
+              <w:t>ECOLOGÍA E IMPACTO AMBIENTAL</w:t>
             </w:r>
           </w:p>
         </w:tc>
@@ -9119,7 +9109,7 @@
               </w:rPr>
             </w:pPr>
             <w:r>
-              <w:t>MACROECONOMÍA</w:t>
+              <w:t>MICROECONOMÍA</w:t>
             </w:r>
           </w:p>
         </w:tc>
@@ -9198,9 +9188,7 @@
                 <w:sz w:val="18"/>
               </w:rPr>
             </w:pPr>
-            <w:r>
-              <w:t>MICROECONOMÍA</w:t>
-            </w:r>
+            <w:r/>
           </w:p>
         </w:tc>
         <w:tc>
